--- a/brand/brief.docx
+++ b/brand/brief.docx
@@ -120,7 +120,27 @@
     </w:p>
     <w:p>
       <w:r>
+        <w:t>{%p if q.mono %}</w:t>
+      </w:r>
+    </w:p>
+    <w:p>
+      <w:r>
+        <w:t>{{r q.rich }}</w:t>
+      </w:r>
+    </w:p>
+    <w:p>
+      <w:r>
+        <w:t>{%p else %}</w:t>
+      </w:r>
+    </w:p>
+    <w:p>
+      <w:r>
         <w:t>“{{ q.quote }}” [{{ q.n }}]</w:t>
+      </w:r>
+    </w:p>
+    <w:p>
+      <w:r>
+        <w:t>{%p endif %}</w:t>
       </w:r>
     </w:p>
     <w:p>

--- a/brand/brief.docx
+++ b/brand/brief.docx
@@ -103,6 +103,44 @@
     <w:p>
       <w:r>
         <w:t>{%p endfor %}</w:t>
+      </w:r>
+    </w:p>
+    <w:p>
+      <w:r>
+        <w:t>{%p if brief.images %}</w:t>
+      </w:r>
+    </w:p>
+    <w:p>
+      <w:pPr>
+        <w:pStyle w:val="Heading2"/>
+      </w:pPr>
+      <w:r>
+        <w:t>Images on the cited pages</w:t>
+      </w:r>
+    </w:p>
+    <w:p>
+      <w:r>
+        <w:t>Links only; each image is the copyright of its owner.</w:t>
+      </w:r>
+    </w:p>
+    <w:p>
+      <w:r>
+        <w:t>{%p for i in brief.images %}</w:t>
+      </w:r>
+    </w:p>
+    <w:p>
+      <w:r>
+        <w:t>{{ i.title }}, {{ i.publisher }}, {{ i.url }}</w:t>
+      </w:r>
+    </w:p>
+    <w:p>
+      <w:r>
+        <w:t>{%p endfor %}</w:t>
+      </w:r>
+    </w:p>
+    <w:p>
+      <w:r>
+        <w:t>{%p endif %}</w:t>
       </w:r>
     </w:p>
     <w:p>

--- a/brand/brief.docx
+++ b/brand/brief.docx
@@ -75,6 +75,37 @@
     <w:p>
       <w:r>
         <w:t>{%p endfor %}</w:t>
+      </w:r>
+    </w:p>
+    <w:p>
+      <w:r>
+        <w:t>{%p if brief.diagram %}</w:t>
+      </w:r>
+    </w:p>
+    <w:p>
+      <w:pPr>
+        <w:pStyle w:val="Heading2"/>
+      </w:pPr>
+      <w:r>
+        <w:t>Diagram</w:t>
+      </w:r>
+    </w:p>
+    <w:p>
+      <w:r>
+        <w:t>{{ brief.diagram }}</w:t>
+      </w:r>
+    </w:p>
+    <w:p>
+      <w:r>
+        <w:rPr>
+          <w:i/>
+        </w:rPr>
+        <w:t>{{ brief.credit }}</w:t>
+      </w:r>
+    </w:p>
+    <w:p>
+      <w:r>
+        <w:t>{%p endif %}</w:t>
       </w:r>
     </w:p>
     <w:p>

--- a/brand/brief.docx
+++ b/brand/brief.docx
@@ -319,6 +319,7 @@
         <w:sz w:val="16"/>
       </w:rPr>
       <w:t>Synechron · Confidential</w:t>
+      <w:tab/>
       <w:tab/>
     </w:r>
     <w:r>
